--- a/courseware/LP-Certified Lean Six Sigma Black Belt (CLSSBB) Training.docx
+++ b/courseware/LP-Certified Lean Six Sigma Black Belt (CLSSBB) Training.docx
@@ -179,7 +179,7 @@
           <w:color w:val="1F6FEB"/>
           <w:sz w:val="24"/>
         </w:rPr>
-        <w:t>Version 2</w:t>
+        <w:t>Version 3</w:t>
       </w:r>
     </w:p>
     <w:p>
@@ -366,7 +366,7 @@
               <w:rPr>
                 <w:sz w:val="19"/>
               </w:rPr>
-              <w:t>19 July 2026</w:t>
+              <w:t>20 July 2026</w:t>
             </w:r>
           </w:p>
         </w:tc>
@@ -380,7 +380,65 @@
               <w:rPr>
                 <w:sz w:val="19"/>
               </w:rPr>
-              <w:t>Major revision: rebuilt as a 5-day Black Belt progression from the Green Belt (CLSSGB, TGS-2025055775). DMAIC is recapped IN DEPTH (a Black Belt must be able to mentor Green Belts through these tools) and then extended with Black-Belt-only content the Green Belt course does not teach: attribute MSA and Kappa analysis, nested and destructive gauge studies, non-normal capability and Cpk versus Ppk, multiple regression with model diagnostics and VIF, ANOVA with interaction effects, non-parametric tests, multi-vari studies, full and fractional factorial Design of Experiments with confounding and resolution, response surface methodology, Taguchi robust design, CUSUM, EWMA, short-run and multivariate SPC, change leadership and resistance management, financial benefits validation, and mentoring Green Belts. Expanded to 34 hands-on labs across five days. THE CAPSTONE PROJECT RUNS FROM DAY 1 - each learner selects a real workplace process in Lab 1 and every subsequent lab adds one artifact to it; Day 5 consolidates the artifacts into an A3 storyboard and a steering committee presentation. There is no practice exam and no written or practical assessment paper - the capstone project and presentation are the assessment.</w:t>
+              <w:t>Major revision: rebuilt as a 5-day Black Belt progression from the Green Belt course (CLSSGB). DMAIC is recapped IN DEPTH (a Black Belt must be able to mentor Green Belts through these tools) and then extended with Black-Belt-only content the Green Belt course does not teach: attribute MSA and Kappa analysis, nested and destructive gauge studies, non-normal capability and Cpk versus Ppk, multiple regression with model diagnostics and VIF, ANOVA with interaction effects, non-parametric tests, multi-vari studies, full and fractional factorial Design of Experiments with confounding and resolution, response surface methodology, Taguchi robust design, CUSUM, EWMA, short-run and multivariate SPC, change leadership and resistance management, financial benefits validation, and mentoring Green Belts. Expanded to 34 hands-on labs across five days. THE CAPSTONE PROJECT RUNS FROM DAY 1 - each learner selects a real workplace process in Lab 1 and every subsequent lab adds one artifact to it; Day 5 consolidates the artifacts into an A3 storyboard and a steering committee presentation.</w:t>
+            </w:r>
+          </w:p>
+        </w:tc>
+        <w:tc>
+          <w:tcPr>
+            <w:tcW w:type="dxa" w:w="2160"/>
+          </w:tcPr>
+          <w:p>
+            <w:r/>
+            <w:r>
+              <w:rPr>
+                <w:sz w:val="19"/>
+              </w:rPr>
+              <w:t>Dr. Alfred Ang</w:t>
+            </w:r>
+          </w:p>
+        </w:tc>
+      </w:tr>
+      <w:tr>
+        <w:tc>
+          <w:tcPr>
+            <w:tcW w:type="dxa" w:w="2160"/>
+          </w:tcPr>
+          <w:p>
+            <w:r/>
+            <w:r>
+              <w:rPr>
+                <w:sz w:val="19"/>
+              </w:rPr>
+              <w:t>3</w:t>
+            </w:r>
+          </w:p>
+        </w:tc>
+        <w:tc>
+          <w:tcPr>
+            <w:tcW w:type="dxa" w:w="2160"/>
+          </w:tcPr>
+          <w:p>
+            <w:r/>
+            <w:r>
+              <w:rPr>
+                <w:sz w:val="19"/>
+              </w:rPr>
+              <w:t>20 July 2026</w:t>
+            </w:r>
+          </w:p>
+        </w:tc>
+        <w:tc>
+          <w:tcPr>
+            <w:tcW w:type="dxa" w:w="2160"/>
+          </w:tcPr>
+          <w:p>
+            <w:r/>
+            <w:r>
+              <w:rPr>
+                <w:sz w:val="19"/>
+              </w:rPr>
+              <w:t>Corrected the assessment model to match the registered WSQ instrument: the assessment is the Written Assessment (WA) Short-Answer Questions plus the Case Study (CS), both open book. The capstone project and steering committee presentation are retained as an ADDITIONAL course deliverable on top of the WSQ assessment, not as a replacement for it. Added the online SIPOC tool (alfredang.github.io/sipoc) to the toolkit, Lab 6 and the Define slides.</w:t>
             </w:r>
           </w:p>
         </w:tc>
@@ -1010,7 +1068,7 @@
         <w:rPr>
           <w:sz w:val="21"/>
         </w:rPr>
-        <w:t>Capstone Project Report — the consolidated DMAIC storyboard built across Days 1-4 (K1, K2).</w:t>
+        <w:t>Written Assessment (WA) — Short-Answer Questions (SAQ), 2 questions, 1 hour, open book (K1, K2).</w:t>
       </w:r>
     </w:p>
     <w:p>
@@ -1021,7 +1079,7 @@
         <w:rPr>
           <w:sz w:val="21"/>
         </w:rPr>
-        <w:t>Capstone Presentation — a 15-minute steering committee presentation and defence (A1-A5).</w:t>
+        <w:t>Case Study (CS) — an applied DMAIC case study, 90 minutes, open book (A1-A5).</w:t>
       </w:r>
     </w:p>
     <w:p>
@@ -1032,7 +1090,7 @@
         <w:rPr>
           <w:sz w:val="21"/>
         </w:rPr>
-        <w:t>This course has NO practice exam and NO written or practical assessment paper.</w:t>
+        <w:t>Capstone Project &amp; Presentation — an ADDITIONAL course deliverable on top of the WSQ assessment: the consolidated DMAIC storyboard built across Labs 1-30, presented and defended to a steering committee on Day 5.</w:t>
       </w:r>
     </w:p>
     <w:p>
@@ -1043,7 +1101,7 @@
         <w:rPr>
           <w:sz w:val="21"/>
         </w:rPr>
-        <w:t>The capstone project is built across Labs 1-30 and consolidated on Day 5.</w:t>
+        <w:t>Format: Open Book — course slides, Learner Guide and approved materials only.</w:t>
       </w:r>
     </w:p>
     <w:p>
@@ -1054,7 +1112,7 @@
         <w:rPr>
           <w:sz w:val="21"/>
         </w:rPr>
-        <w:t>Format: Open Book — course slides, Learner Guide and the learner's own project data.</w:t>
+        <w:t>The WSQ assessment is conducted on Day 5: WA (SAQ) from 4:00 pm (1 hour), then the Case Study from 5:00 pm (90 minutes).</w:t>
       </w:r>
     </w:p>
     <w:p>
@@ -1065,7 +1123,7 @@
         <w:rPr>
           <w:sz w:val="21"/>
         </w:rPr>
-        <w:t>The capstone assessment is conducted on Day 5 from 4:15 pm.</w:t>
+        <w:t>The capstone presentation is delivered on Day 5 and is additional to the WSQ assessment.</w:t>
       </w:r>
     </w:p>
     <w:p>
@@ -1211,7 +1269,7 @@
                 <w:b w:val="0"/>
                 <w:sz w:val="19"/>
               </w:rPr>
-              <w:t>Welcome, course introduction, ground rules and mandatory digital attendance (AM). Briefing on the capstone project: every learner selects a real workplace process today and builds it across all five days  [slides 2–21]</w:t>
+              <w:t>Welcome, course introduction, ground rules and mandatory digital attendance (AM). Briefing on the capstone project: every learner selects a real workplace process today and builds it across all five days  [slides 2–22]</w:t>
             </w:r>
           </w:p>
         </w:tc>
@@ -1264,7 +1322,7 @@
                 <w:b/>
                 <w:sz w:val="19"/>
               </w:rPr>
-              <w:t>FOUNDATIONS — the Black Belt role versus the Green Belt role; leading a portfolio; owning the advanced statistics; mentoring Green Belts; project portfolio selection criteria; strategic (Hoshin) alignment; Cost of Poor Quality at portfolio scale  [slides 22–92]</w:t>
+              <w:t>FOUNDATIONS — the Black Belt role versus the Green Belt role; leading a portfolio; owning the advanced statistics; mentoring Green Belts; project portfolio selection criteria; strategic (Hoshin) alignment; Cost of Poor Quality at portfolio scale  [slides 23–93]</w:t>
             </w:r>
           </w:p>
         </w:tc>
@@ -1473,7 +1531,7 @@
                 <w:b w:val="0"/>
                 <w:sz w:val="19"/>
               </w:rPr>
-              <w:t>Hands-on: Lab 1: Select and Charter Your Capstone Project; Lab 2: Portfolio Selection, Strategy Alignment and the Black Belt Role; Lab 3: DMAIC at Depth — Recap, Y = f(X) and Baseline Sigma for Your Project  [slides 93–104]</w:t>
+              <w:t>Hands-on: Lab 1: Select and Charter Your Capstone Project; Lab 2: Portfolio Selection, Strategy Alignment and the Black Belt Role; Lab 3: DMAIC at Depth — Recap, Y = f(X) and Baseline Sigma for Your Project  [slides 94–105]</w:t>
             </w:r>
           </w:p>
         </w:tc>
@@ -1579,7 +1637,7 @@
                 <w:b/>
                 <w:sz w:val="19"/>
               </w:rPr>
-              <w:t>DMAIC · DEFINE — VOC, affinity and Kano in depth; CTQ trees, operational definitions and specification limits; CTQ FLOWDOWN from business Y to controllable Xs; charter governance; stakeholder influence/support mapping; resistance diagnosis; ADKAR and Kotter change leadership  [slides 105–177]</w:t>
+              <w:t>DMAIC · DEFINE — VOC, affinity and Kano in depth; CTQ trees, operational definitions and specification limits; CTQ FLOWDOWN from business Y to controllable Xs; charter governance; stakeholder influence/support mapping; resistance diagnosis; ADKAR and Kotter change leadership  [slides 106–179]</w:t>
             </w:r>
           </w:p>
         </w:tc>
@@ -1629,7 +1687,7 @@
                 <w:b w:val="0"/>
                 <w:sz w:val="19"/>
               </w:rPr>
-              <w:t>Hands-on: Lab 4: Voice of the Customer, Affinity and Kano — In Depth; Lab 5: CTQ Trees and CTQ Flowdown to Controllable Xs  [slides 178–185]</w:t>
+              <w:t>Hands-on: Lab 4: Voice of the Customer, Affinity and Kano — In Depth; Lab 5: CTQ Trees and CTQ Flowdown to Controllable Xs  [slides 180–187]</w:t>
             </w:r>
           </w:p>
         </w:tc>
@@ -1872,7 +1930,7 @@
                 <w:b w:val="0"/>
                 <w:sz w:val="19"/>
               </w:rPr>
-              <w:t>Hands-on: Lab 6: SIPOC, Process Mapping and Scope Governance; Lab 7: Stakeholder Analysis, Resistance Management and Change Leadership  [slides 186–194]</w:t>
+              <w:t>Hands-on: Lab 6: SIPOC, Process Mapping and Scope Governance; Lab 7: Stakeholder Analysis, Resistance Management and Change Leadership  [slides 188–196]</w:t>
             </w:r>
           </w:p>
         </w:tc>
@@ -1978,7 +2036,7 @@
                 <w:b/>
                 <w:sz w:val="19"/>
               </w:rPr>
-              <w:t>DMAIC · MEASURE — process mapping, swimlanes and handoff analysis; value stream mapping with material and information flow; the timeline ladder and value-added ratio; takt time; the eight wastes (DOWNTIME); data types and operational definitions; the data collection plan  [slides 195–288]</w:t>
+              <w:t>DMAIC · MEASURE — process mapping, swimlanes and handoff analysis; value stream mapping with material and information flow; the timeline ladder and value-added ratio; takt time; the eight wastes (DOWNTIME); data types and operational definitions; the data collection plan  [slides 197–290]</w:t>
             </w:r>
           </w:p>
         </w:tc>
@@ -2081,7 +2139,7 @@
                 <w:b w:val="0"/>
                 <w:sz w:val="19"/>
               </w:rPr>
-              <w:t>Hands-on: Lab 8: Value Stream Mapping, Takt Time and the Eight Wastes — In Depth; Lab 9: Data Types, Operational Definitions and the Data Collection Plan  [slides 289–296]</w:t>
+              <w:t>Hands-on: Lab 8: Value Stream Mapping, Takt Time and the Eight Wastes — In Depth; Lab 9: Data Types, Operational Definitions and the Data Collection Plan  [slides 291–298]</w:t>
             </w:r>
           </w:p>
         </w:tc>
@@ -2237,7 +2295,7 @@
                 <w:b w:val="0"/>
                 <w:sz w:val="19"/>
               </w:rPr>
-              <w:t>Hands-on: Lab 10: Sampling Strategy, Sample Size and Rational Subgrouping; Lab 11: Continuous Gage R&amp;R — In Depth; Lab 12: Attribute MSA and Kappa Analysis (Black Belt Only)  [slides 297–308]</w:t>
+              <w:t>Hands-on: Lab 10: Sampling Strategy, Sample Size and Rational Subgrouping; Lab 11: Continuous Gage R&amp;R — In Depth; Lab 12: Attribute MSA and Kappa Analysis (Black Belt Only)  [slides 299–310]</w:t>
             </w:r>
           </w:p>
         </w:tc>
@@ -2480,7 +2538,7 @@
                 <w:b w:val="0"/>
                 <w:sz w:val="19"/>
               </w:rPr>
-              <w:t>Hands-on: Lab 13: Nested and Destructive Gauge Studies (Black Belt Only); Lab 14: Baseline Capability — Cp, Cpk, Pp, Ppk and Non-Normal Data  [slides 309–317]</w:t>
+              <w:t>Hands-on: Lab 13: Nested and Destructive Gauge Studies (Black Belt Only); Lab 14: Baseline Capability — Cp, Cpk, Pp, Ppk and Non-Normal Data  [slides 311–319]</w:t>
             </w:r>
           </w:p>
         </w:tc>
@@ -2586,7 +2644,7 @@
                 <w:b/>
                 <w:sz w:val="19"/>
               </w:rPr>
-              <w:t>DMAIC · ANALYZE — common versus special cause and tampering (the Deming funnel); run charts and the six non-random patterns; Pareto weighted by cost; stratification and boxplots; fishbone 5M+E; 5 Whys; multi-voting and the cause-and-effect matrix  [slides 318–417]</w:t>
+              <w:t>DMAIC · ANALYZE — common versus special cause and tampering (the Deming funnel); run charts and the six non-random patterns; Pareto weighted by cost; stratification and boxplots; fishbone 5M+E; 5 Whys; multi-voting and the cause-and-effect matrix  [slides 320–419]</w:t>
             </w:r>
           </w:p>
         </w:tc>
@@ -2689,7 +2747,7 @@
                 <w:b w:val="0"/>
                 <w:sz w:val="19"/>
               </w:rPr>
-              <w:t>Hands-on: Lab 15: Variation, Run Charts, Pareto and Stratification — In Depth; Lab 16: Fishbone, 5 Whys and Cause Prioritisation — In Depth  [slides 418–425]</w:t>
+              <w:t>Hands-on: Lab 15: Variation, Run Charts, Pareto and Stratification — In Depth; Lab 16: Fishbone, 5 Whys and Cause Prioritisation — In Depth  [slides 420–427]</w:t>
             </w:r>
           </w:p>
         </w:tc>
@@ -2845,7 +2903,7 @@
                 <w:b w:val="0"/>
                 <w:sz w:val="19"/>
               </w:rPr>
-              <w:t>Hands-on: Lab 17: Hypothesis Testing — In Depth, With Test Selection; Lab 18: Multiple Regression and Model Diagnostics (Black Belt Only); Lab 19: ANOVA, Interactions and Non-Parametric Tests (Black Belt Only)  [slides 426–439]</w:t>
+              <w:t>Hands-on: Lab 17: Hypothesis Testing — In Depth, With Test Selection; Lab 18: Multiple Regression and Model Diagnostics (Black Belt Only); Lab 19: ANOVA, Interactions and Non-Parametric Tests (Black Belt Only)  [slides 428–441]</w:t>
             </w:r>
           </w:p>
         </w:tc>
@@ -3088,7 +3146,7 @@
                 <w:b w:val="0"/>
                 <w:sz w:val="19"/>
               </w:rPr>
-              <w:t>Hands-on: Lab 20: Multi-Vari Studies and Chi-Square Analysis (Black Belt Only); Lab 21: Analyze Tollgate — Proving Root Cause and Telling the Data Story  [slides 440–449]</w:t>
+              <w:t>Hands-on: Lab 20: Multi-Vari Studies and Chi-Square Analysis (Black Belt Only); Lab 21: Analyze Tollgate — Proving Root Cause and Telling the Data Story  [slides 442–451]</w:t>
             </w:r>
           </w:p>
         </w:tc>
@@ -3194,7 +3252,7 @@
                 <w:b/>
                 <w:sz w:val="19"/>
               </w:rPr>
-              <w:t>DMAIC · IMPROVE — solution generation and benchmarking; Lean countermeasures (5S, poka-yoke, pull, JIT, Heijunka, Jidoka, standard work); the weighted solution selection matrix; FMEA, RPN, the severity override and re-scoring; DESIGN OF EXPERIMENTS: why OFAT fails, full factorial 2^k, randomisation, replication, blocking, main effects and interaction plots  [slides 450–538]</w:t>
+              <w:t>DMAIC · IMPROVE — solution generation and benchmarking; Lean countermeasures (5S, poka-yoke, pull, JIT, Heijunka, Jidoka, standard work); the weighted solution selection matrix; FMEA, RPN, the severity override and re-scoring; DESIGN OF EXPERIMENTS: why OFAT fails, full factorial 2^k, randomisation, replication, blocking, main effects and interaction plots  [slides 452–540]</w:t>
             </w:r>
           </w:p>
         </w:tc>
@@ -3297,7 +3355,7 @@
                 <w:b w:val="0"/>
                 <w:sz w:val="19"/>
               </w:rPr>
-              <w:t>Hands-on: Lab 22: Solution Generation, Selection and Lean Countermeasures — In Depth; Lab 23: Full Factorial Design of Experiments (Black Belt Only)  [slides 539–547]</w:t>
+              <w:t>Hands-on: Lab 22: Solution Generation, Selection and Lean Countermeasures — In Depth; Lab 23: Full Factorial Design of Experiments (Black Belt Only)  [slides 541–549]</w:t>
             </w:r>
           </w:p>
         </w:tc>
@@ -3403,7 +3461,7 @@
                 <w:b/>
                 <w:sz w:val="19"/>
               </w:rPr>
-              <w:t>DMAIC · IMPROVE and CONTROL — fractional factorial designs, confounding, alias structure and RESOLUTION III/IV/V; fold-over designs; response surface methodology, centre points, central composite designs; Taguchi robust design; SPC recap and chart selection; CUSUM, EWMA, short-run and MULTIVARIATE SPC; control plan governance; financial benefits validation  [slides 564–637]</w:t>
+              <w:t>DMAIC · IMPROVE and CONTROL — fractional factorial designs, confounding, alias structure and RESOLUTION III/IV/V; fold-over designs; response surface methodology, centre points, central composite designs; Taguchi robust design; SPC recap and chart selection; CUSUM, EWMA, short-run and MULTIVARIATE SPC; control plan governance; financial benefits validation  [slides 566–639]</w:t>
             </w:r>
           </w:p>
         </w:tc>
@@ -3453,7 +3511,7 @@
                 <w:b w:val="0"/>
                 <w:sz w:val="19"/>
               </w:rPr>
-              <w:t>Hands-on: Lab 24: Fractional Factorial Designs, Confounding and Resolution (Black Belt Only); Lab 25: Response Surface Methodology and Robust Design (Black Belt Only); Lab 26: FMEA, Pilot Design and Implementation Planning — In Depth; Lab 27: Statistical Process Control and Chart Selection — In Depth  [slides 548–641]</w:t>
+              <w:t>Hands-on: Lab 24: Fractional Factorial Designs, Confounding and Resolution (Black Belt Only); Lab 25: Response Surface Methodology and Robust Design (Black Belt Only); Lab 26: FMEA, Pilot Design and Implementation Planning — In Depth; Lab 27: Statistical Process Control and Chart Selection — In Depth  [slides 550–643]</w:t>
             </w:r>
           </w:p>
         </w:tc>
@@ -3696,7 +3754,7 @@
                 <w:b w:val="0"/>
                 <w:sz w:val="19"/>
               </w:rPr>
-              <w:t>Hands-on: Lab 28: CUSUM, EWMA and Short-Run SPC (Black Belt Only); Lab 29: Multivariate SPC and Control Plan Governance (Black Belt Only)  [slides 642–651]</w:t>
+              <w:t>Hands-on: Lab 28: CUSUM, EWMA and Short-Run SPC (Black Belt Only); Lab 29: Multivariate SPC and Control Plan Governance (Black Belt Only)  [slides 644–653]</w:t>
             </w:r>
           </w:p>
         </w:tc>
@@ -3767,7 +3825,7 @@
                 <w:b w:val="0"/>
                 <w:sz w:val="19"/>
               </w:rPr>
-              <w:t>11:15–12:00</w:t>
+              <w:t>11:15–11:45</w:t>
             </w:r>
           </w:p>
         </w:tc>
@@ -3783,7 +3841,7 @@
                 <w:b w:val="0"/>
                 <w:sz w:val="19"/>
               </w:rPr>
-              <w:t>45 min</w:t>
+              <w:t>30 min</w:t>
             </w:r>
           </w:p>
         </w:tc>
@@ -3799,7 +3857,7 @@
                 <w:b w:val="0"/>
                 <w:sz w:val="19"/>
               </w:rPr>
-              <w:t>Hands-on: Lab 30: Financial Benefits Validation, Handover and Project Closure  [slides 652–657]</w:t>
+              <w:t>Hands-on: Lab 30: Financial Benefits Validation, Handover and Project Closure  [slides 654–659]</w:t>
             </w:r>
           </w:p>
         </w:tc>
@@ -3818,7 +3876,7 @@
                 <w:b/>
                 <w:sz w:val="19"/>
               </w:rPr>
-              <w:t>12:00–12:30</w:t>
+              <w:t>11:45–12:30</w:t>
             </w:r>
           </w:p>
         </w:tc>
@@ -3835,7 +3893,7 @@
                 <w:b w:val="0"/>
                 <w:sz w:val="19"/>
               </w:rPr>
-              <w:t>30 min</w:t>
+              <w:t>45 min</w:t>
             </w:r>
           </w:p>
         </w:tc>
@@ -3852,7 +3910,7 @@
                 <w:b/>
                 <w:sz w:val="19"/>
               </w:rPr>
-              <w:t>CAPSTONE — consolidating your artifacts from Labs 1-30; the A3 storyboard structure (Background, Current State, Goal, Root Cause, Countermeasures, Results, Follow-up); the one-page discipline and the 60-second visual test  [slides 658–695]</w:t>
+              <w:t>CAPSTONE — consolidating your artifacts from Labs 1-30; the A3 storyboard structure (Background, Current State, Goal, Root Cause, Countermeasures, Results, Follow-up); building the steering committee presentation; the two-minute rule and the appendix strategy  [slides 660–697]</w:t>
             </w:r>
           </w:p>
         </w:tc>
@@ -3923,7 +3981,57 @@
                 <w:b w:val="0"/>
                 <w:sz w:val="19"/>
               </w:rPr>
-              <w:t>13:30–14:30</w:t>
+              <w:t>13:30–14:15</w:t>
+            </w:r>
+          </w:p>
+        </w:tc>
+        <w:tc>
+          <w:tcPr>
+            <w:tcW w:type="dxa" w:w="1296"/>
+          </w:tcPr>
+          <w:p>
+            <w:r/>
+            <w:r>
+              <w:rPr>
+                <w:rFonts w:ascii="Arial" w:hAnsi="Arial"/>
+                <w:b w:val="0"/>
+                <w:sz w:val="19"/>
+              </w:rPr>
+              <w:t>45 min</w:t>
+            </w:r>
+          </w:p>
+        </w:tc>
+        <w:tc>
+          <w:tcPr>
+            <w:tcW w:type="dxa" w:w="6840"/>
+          </w:tcPr>
+          <w:p>
+            <w:r/>
+            <w:r>
+              <w:rPr>
+                <w:rFonts w:ascii="Arial" w:hAnsi="Arial"/>
+                <w:b w:val="0"/>
+                <w:sz w:val="19"/>
+              </w:rPr>
+              <w:t>Hands-on: Lab 31: Consolidating Your Capstone — The A3 Storyboard; Lab 32: Building the Steering Committee Presentation  [slides 698–705]</w:t>
+            </w:r>
+          </w:p>
+        </w:tc>
+      </w:tr>
+      <w:tr>
+        <w:tc>
+          <w:tcPr>
+            <w:tcW w:type="dxa" w:w="1656"/>
+          </w:tcPr>
+          <w:p>
+            <w:r/>
+            <w:r>
+              <w:rPr>
+                <w:rFonts w:ascii="Arial" w:hAnsi="Arial"/>
+                <w:b w:val="0"/>
+                <w:sz w:val="19"/>
+              </w:rPr>
+              <w:t>14:15–15:15</w:t>
             </w:r>
           </w:p>
         </w:tc>
@@ -3955,60 +4063,7 @@
                 <w:b w:val="0"/>
                 <w:sz w:val="19"/>
               </w:rPr>
-              <w:t>Hands-on: Lab 31: Consolidating Your Capstone — The A3 Storyboard  [slides 696–699]</w:t>
-            </w:r>
-          </w:p>
-        </w:tc>
-      </w:tr>
-      <w:tr>
-        <w:tc>
-          <w:tcPr>
-            <w:tcW w:type="dxa" w:w="1656"/>
-            <w:shd w:val="clear" w:color="auto" w:fill="E8F0FE"/>
-          </w:tcPr>
-          <w:p>
-            <w:r/>
-            <w:r>
-              <w:rPr>
-                <w:rFonts w:ascii="Arial" w:hAnsi="Arial"/>
-                <w:b/>
-                <w:sz w:val="19"/>
-              </w:rPr>
-              <w:t>14:30–15:00</w:t>
-            </w:r>
-          </w:p>
-        </w:tc>
-        <w:tc>
-          <w:tcPr>
-            <w:tcW w:type="dxa" w:w="1296"/>
-            <w:shd w:val="clear" w:color="auto" w:fill="E8F0FE"/>
-          </w:tcPr>
-          <w:p>
-            <w:r/>
-            <w:r>
-              <w:rPr>
-                <w:rFonts w:ascii="Arial" w:hAnsi="Arial"/>
-                <w:b w:val="0"/>
-                <w:sz w:val="19"/>
-              </w:rPr>
-              <w:t>30 min</w:t>
-            </w:r>
-          </w:p>
-        </w:tc>
-        <w:tc>
-          <w:tcPr>
-            <w:tcW w:type="dxa" w:w="6840"/>
-            <w:shd w:val="clear" w:color="auto" w:fill="E8F0FE"/>
-          </w:tcPr>
-          <w:p>
-            <w:r/>
-            <w:r>
-              <w:rPr>
-                <w:rFonts w:ascii="Arial" w:hAnsi="Arial"/>
-                <w:b/>
-                <w:sz w:val="19"/>
-              </w:rPr>
-              <w:t>CAPSTONE — building the steering committee presentation; audience needs; the two-minute rule; chart selection and projector legibility; stating statistics in business language; the appendix strategy for defending challenges</w:t>
+              <w:t>Hands-on: Lab 33: Capstone Presentation and Defence  [slides 706–709] — capstone presentations to the steering committee panel</w:t>
             </w:r>
           </w:p>
         </w:tc>
@@ -4027,7 +4082,7 @@
                 <w:b w:val="0"/>
                 <w:sz w:val="19"/>
               </w:rPr>
-              <w:t>15:00–15:15</w:t>
+              <w:t>15:15–15:30</w:t>
             </w:r>
           </w:p>
         </w:tc>
@@ -4079,7 +4134,7 @@
                 <w:b w:val="0"/>
                 <w:sz w:val="19"/>
               </w:rPr>
-              <w:t>15:15–16:00</w:t>
+              <w:t>15:30–15:45</w:t>
             </w:r>
           </w:p>
         </w:tc>
@@ -4095,7 +4150,7 @@
                 <w:b w:val="0"/>
                 <w:sz w:val="19"/>
               </w:rPr>
-              <w:t>45 min</w:t>
+              <w:t>15 min</w:t>
             </w:r>
           </w:p>
         </w:tc>
@@ -4111,7 +4166,7 @@
                 <w:b w:val="0"/>
                 <w:sz w:val="19"/>
               </w:rPr>
-              <w:t>Hands-on: Lab 32: Building the Steering Committee Presentation  [slides 700–703]</w:t>
+              <w:t>Hands-on: Lab 34: Lessons Learned, Mentoring Green Belts and Your Black Belt Journey  [slides 710–714] — lessons learned, mentoring Green Belts and your 90-day plan</w:t>
             </w:r>
           </w:p>
         </w:tc>
@@ -4130,7 +4185,7 @@
                 <w:b/>
                 <w:sz w:val="19"/>
               </w:rPr>
-              <w:t>16:00–16:15</w:t>
+              <w:t>15:45–16:00</w:t>
             </w:r>
           </w:p>
         </w:tc>
@@ -4164,7 +4219,7 @@
                 <w:b/>
                 <w:sz w:val="19"/>
               </w:rPr>
-              <w:t>Briefing for Assessment — capstone submission and presentation format  [slides 713–724]</w:t>
+              <w:t>Course recap and Briefing for Assessment  [slides 715–726]</w:t>
             </w:r>
           </w:p>
         </w:tc>
@@ -4183,7 +4238,60 @@
                 <w:b/>
                 <w:sz w:val="19"/>
               </w:rPr>
-              <w:t>16:15–17:45</w:t>
+              <w:t>16:00–17:00</w:t>
+            </w:r>
+          </w:p>
+        </w:tc>
+        <w:tc>
+          <w:tcPr>
+            <w:tcW w:type="dxa" w:w="1296"/>
+            <w:shd w:val="clear" w:color="auto" w:fill="E8F7EE"/>
+          </w:tcPr>
+          <w:p>
+            <w:r/>
+            <w:r>
+              <w:rPr>
+                <w:rFonts w:ascii="Arial" w:hAnsi="Arial"/>
+                <w:b w:val="0"/>
+                <w:sz w:val="19"/>
+              </w:rPr>
+              <w:t>60 min</w:t>
+            </w:r>
+          </w:p>
+        </w:tc>
+        <w:tc>
+          <w:tcPr>
+            <w:tcW w:type="dxa" w:w="6840"/>
+            <w:shd w:val="clear" w:color="auto" w:fill="E8F7EE"/>
+          </w:tcPr>
+          <w:p>
+            <w:r/>
+            <w:r>
+              <w:rPr>
+                <w:rFonts w:ascii="Arial" w:hAnsi="Arial"/>
+                <w:b/>
+                <w:sz w:val="19"/>
+              </w:rPr>
+              <w:t>WSQ ASSESSMENT — Written Assessment (WA), Short-Answer Questions. 1 hour, open book</w:t>
+            </w:r>
+          </w:p>
+        </w:tc>
+      </w:tr>
+      <w:tr>
+        <w:tc>
+          <w:tcPr>
+            <w:tcW w:type="dxa" w:w="1656"/>
+            <w:shd w:val="clear" w:color="auto" w:fill="E8F7EE"/>
+          </w:tcPr>
+          <w:p>
+            <w:r/>
+            <w:r>
+              <w:rPr>
+                <w:rFonts w:ascii="Arial" w:hAnsi="Arial"/>
+                <w:b/>
+                <w:sz w:val="19"/>
+              </w:rPr>
+              <w:t>17:00–18:30</w:t>
             </w:r>
           </w:p>
         </w:tc>
@@ -4217,57 +4325,7 @@
                 <w:b/>
                 <w:sz w:val="19"/>
               </w:rPr>
-              <w:t>CAPSTONE ASSESSMENT — submit the capstone project report and A3 storyboard, then deliver and defend the 15-minute steering committee presentation  [slides 704–707]</w:t>
-            </w:r>
-          </w:p>
-        </w:tc>
-      </w:tr>
-      <w:tr>
-        <w:tc>
-          <w:tcPr>
-            <w:tcW w:type="dxa" w:w="1656"/>
-          </w:tcPr>
-          <w:p>
-            <w:r/>
-            <w:r>
-              <w:rPr>
-                <w:rFonts w:ascii="Arial" w:hAnsi="Arial"/>
-                <w:b w:val="0"/>
-                <w:sz w:val="19"/>
-              </w:rPr>
-              <w:t>17:45–18:30</w:t>
-            </w:r>
-          </w:p>
-        </w:tc>
-        <w:tc>
-          <w:tcPr>
-            <w:tcW w:type="dxa" w:w="1296"/>
-          </w:tcPr>
-          <w:p>
-            <w:r/>
-            <w:r>
-              <w:rPr>
-                <w:rFonts w:ascii="Arial" w:hAnsi="Arial"/>
-                <w:b w:val="0"/>
-                <w:sz w:val="19"/>
-              </w:rPr>
-              <w:t>45 min</w:t>
-            </w:r>
-          </w:p>
-        </w:tc>
-        <w:tc>
-          <w:tcPr>
-            <w:tcW w:type="dxa" w:w="6840"/>
-          </w:tcPr>
-          <w:p>
-            <w:r/>
-            <w:r>
-              <w:rPr>
-                <w:rFonts w:ascii="Arial" w:hAnsi="Arial"/>
-                <w:b w:val="0"/>
-                <w:sz w:val="19"/>
-              </w:rPr>
-              <w:t>Hands-on: Lab 34: Lessons Learned, Mentoring Green Belts and Your Black Belt Journey  [slides 708–712] — lessons learned, mentoring Green Belts and your 90-day plan. PM digital attendance</w:t>
+              <w:t>WSQ ASSESSMENT — Case Study (CS). 90 minutes, open book. PM digital attendance</w:t>
             </w:r>
           </w:p>
         </w:tc>
